--- a/일본판/5부/5부_10화_결선_투표.docx
+++ b/일본판/5부/5부_10화_결선_투표.docx
@@ -184,7 +184,7 @@
           <w:i w:val="0"/>
           <w:sz w:val="22"/>
         </w:rPr>
-        <w:t>県連が自分で開票して、封印して、明日の大会まで誰にも言いません。会長だけが、自分の県の結果を知っています。</w:t>
+        <w:t>県連が自分で開票して、封印して、明日の大会まで誰にも言いません。会長だけが自分の県の結果を知っています。</w:t>
       </w:r>
     </w:p>
     <w:p>
@@ -245,7 +245,7 @@
           <w:i w:val="0"/>
           <w:sz w:val="22"/>
         </w:rPr>
-        <w:t>久我先生は、その十二県の会長に、電話をかけるつもりなのかな。</w:t>
+        <w:t>久我先生はその十二県の会長に、電話をかけるつもりなのかな。</w:t>
       </w:r>
     </w:p>
     <w:p>
@@ -268,7 +268,7 @@
           <w:i w:val="0"/>
           <w:sz w:val="22"/>
         </w:rPr>
-        <w:t>久我先生は、決めたら言う、とおっしゃいました。まだ決めておられません。ですから、私どもも、決めたことにして数えては、なりません。</w:t>
+        <w:t>久我先生は決めたら言う、とおっしゃいました。まだ決めておられません。ですから、私どもも決めたことにして数えては、なりません。</w:t>
       </w:r>
     </w:p>
     <w:p>
@@ -291,7 +291,7 @@
           <w:i w:val="0"/>
           <w:sz w:val="22"/>
         </w:rPr>
-        <w:t>先生は、楠田さんの議員の方々に、お願いはしないんですね。</w:t>
+        <w:t>先生は楠田さんの議員の方々に、お願いはしないんですね。</w:t>
       </w:r>
     </w:p>
     <w:p>
@@ -329,7 +329,7 @@
           <w:color w:val="555555"/>
           <w:sz w:val="22"/>
         </w:rPr>
-        <w:t>(灯が頷き、付箋の束を閉じる。榊が眼鏡を外して、指先で目頭を押さえる。)</w:t>
+        <w:t>(灯が頷き付箋の束を閉じる。榊が眼鏡を外して、指先で目頭を押さえる。)</w:t>
       </w:r>
     </w:p>
     <w:p>
@@ -398,7 +398,7 @@
           <w:i w:val="0"/>
           <w:sz w:val="22"/>
         </w:rPr>
-        <w:t>頼まないことと、頼まれたことを断らないことは、別でございます。もし誰かが、遼様の知らないところで、遼様のために動かれたとき——</w:t>
+        <w:t>頼まないことと、頼まれたことを断らないことは、別でございます。もし誰かが遼様の知らないところで、遼様のために動かれたとき——</w:t>
       </w:r>
     </w:p>
     <w:p>
@@ -421,7 +421,7 @@
           <w:i w:val="0"/>
           <w:sz w:val="22"/>
         </w:rPr>
-        <w:t>そのときは、動いた人に、見返りは出せないと先に言う。人事も、金も、約束も。</w:t>
+        <w:t>そのときは、動いた人に、見返りは出せないと先に言う。人事も金も約束も。</w:t>
       </w:r>
     </w:p>
     <w:p>
@@ -574,7 +574,7 @@
           <w:i w:val="0"/>
           <w:sz w:val="22"/>
         </w:rPr>
-        <w:t>あなたが取りに来なくても、あそこに置いておけば、誰かが気づきます。(間)明日の夜、あなたが勝っても負けても、台所の火は点けておきます。</w:t>
+        <w:t>あなたが取りに来なくても、あそこに置いておけば、誰かが気づきます。(間)明日の夜あなたが勝っても負けても、台所の火は点けておきます。</w:t>
       </w:r>
     </w:p>
     <w:p>
@@ -787,7 +787,7 @@
           <w:i w:val="0"/>
           <w:sz w:val="22"/>
         </w:rPr>
-        <w:t>久我だ。朝から悪いな。……いや、どちらにつくかを聞くつもりはない。お前の県の一位は、お前は知っているが、わしは知らない。それでいい、言うな。</w:t>
+        <w:t>久我だ。朝から悪いな。……いやどちらにつくかを聞くつもりはない。お前の県の一位は、お前は知っているが、わしは知らない。それでいい、言うな。</w:t>
       </w:r>
     </w:p>
     <w:p>
@@ -825,7 +825,7 @@
           <w:i w:val="0"/>
           <w:sz w:val="22"/>
         </w:rPr>
-        <w:t>ただ、もし一位が決選に進めなかったときは、お前が一人を選ぶことになる。そのときに、お前が誰の名を書くか。それをわしは頼まない。わしが座る場所を、先に教える。わしは今回、真壁功の息子の側に座る。</w:t>
+        <w:t>ただ、もし一位が決選に進めなかったときは、お前が一人を選ぶことになる。そのときにお前が誰の名を書くか。それをわしは頼まない。わしが座る場所を、先に教える。わしは今回、真壁功の息子の側に座る。</w:t>
       </w:r>
     </w:p>
     <w:p>
@@ -878,7 +878,7 @@
           <w:color w:val="555555"/>
           <w:sz w:val="22"/>
         </w:rPr>
-        <w:t>(受話器を置く。二本目、三本目。同じ言葉を、同じ調子で。四本目で相手が声を荒らげたらしく、久我は受話器を耳から離して、二拍待つ。)</w:t>
+        <w:t>(受話器を置く。二本目、三本目。同じ言葉を同じ調子で。四本目で相手が声を荒らげたらしく、久我は受話器を耳から離して、二拍待つ。)</w:t>
       </w:r>
     </w:p>
     <w:p>
@@ -985,7 +985,7 @@
           <w:i w:val="0"/>
           <w:sz w:val="22"/>
         </w:rPr>
-        <w:t>これは先生の「座る」という言葉の、お使い方として、頼むことになりませんか。真壁先生は、頼まないと決めておられるのに。</w:t>
+        <w:t>これは先生の「座る」という言葉の、お使い方として、頼むことになりませんか。真壁先生は頼まないと決めておられるのに。</w:t>
       </w:r>
     </w:p>
     <w:p>
@@ -1054,7 +1054,7 @@
           <w:i w:val="0"/>
           <w:sz w:val="22"/>
         </w:rPr>
-        <w:t>思ってよい。わしもそう思う。だから、わしが責めを負う。真壁には、負わせない。(間)あれは頼まなかった。九月の電話でも、先月も、昨夜も。頼まなかった者のために動くのが、いちばん身が軽い。</w:t>
+        <w:t>思ってよい。わしもそう思う。だから、わしが責めを負う。真壁には、負わせない。(間)あれは頼まなかった。九月の電話でも、先月も昨夜も。頼まなかった者のために動くのが、いちばん身が軽い。</w:t>
       </w:r>
     </w:p>
     <w:p>
@@ -1244,7 +1244,7 @@
           <w:i w:val="0"/>
           <w:sz w:val="22"/>
         </w:rPr>
-        <w:t>昨夜、倉前さんから電話があったの。決選になったら、勝った者と負けた者が協議する。そのために、今のうちに会いたいと。</w:t>
+        <w:t>昨夜、倉前さんから電話があったの。決選になったら、勝った者と負けた者が協議する。そのために今のうちに会いたいと。</w:t>
       </w:r>
     </w:p>
     <w:p>
@@ -1374,7 +1374,7 @@
           <w:i w:val="0"/>
           <w:sz w:val="22"/>
         </w:rPr>
-        <w:t>しません。誰かに下駄を預ける、という言い方があるでしょう。預けた先の人は、下駄の重さを持てない。持てないものを預けて、後で文句を言うのは、いちばんみっともない。</w:t>
+        <w:t>しません。誰かに下駄を預ける、という言い方があるでしょう。預けた先の人は下駄の重さを持てない。持てないものを預けて、後で文句を言うのは、いちばんみっともない。</w:t>
       </w:r>
     </w:p>
     <w:p>
@@ -1473,7 +1473,7 @@
           <w:color w:val="555555"/>
           <w:sz w:val="22"/>
         </w:rPr>
-        <w:t>(楠田は缶を持った手で、遼の腕を、軽く一度叩く。)</w:t>
+        <w:t>(楠田は缶を持った手で、遼の腕を軽く一度叩く。)</w:t>
       </w:r>
     </w:p>
     <w:p>
@@ -1496,7 +1496,7 @@
           <w:i w:val="0"/>
           <w:sz w:val="22"/>
         </w:rPr>
-        <w:t>勝ち目を数える仕事は、あなたの秘書がやればいい。あなたは、数えないで、立っていなさい。頼まない人が頼まれる側に回るとき、いちばん強いのは、立っている人。</w:t>
+        <w:t>勝ち目を数える仕事は、あなたの秘書がやればいい。あなたは数えないで立っていなさい。頼まない人が頼まれる側に回るとき、いちばん強いのは、立っている人。</w:t>
       </w:r>
     </w:p>
     <w:p>
@@ -1702,7 +1702,7 @@
           <w:i w:val="0"/>
           <w:sz w:val="22"/>
         </w:rPr>
-        <w:t>聞こえるな。(間)だから、君の側の約束を一つ聞きたい。僕が負けたら、僕は君に最初に電話をする。君が負けたら、君から僕に電話をくれ。順番だけは、決めておきたい。</w:t>
+        <w:t>聞こえるな。(間)だから、君の側の約束を一つ聞きたい。僕が負けたら、僕は君に最初に電話をする。君が負けたら、君から僕に電話をくれ。順番だけは決めておきたい。</w:t>
       </w:r>
     </w:p>
     <w:p>
@@ -1725,7 +1725,7 @@
           <w:i w:val="0"/>
           <w:sz w:val="22"/>
         </w:rPr>
-        <w:t>勝った方が、負けた方の席を先に作る。それなら、約束できます。</w:t>
+        <w:t>勝った方が負けた方の席を先に作る。それなら、約束できます。</w:t>
       </w:r>
     </w:p>
     <w:p>
@@ -1748,7 +1748,7 @@
           <w:i w:val="0"/>
           <w:sz w:val="22"/>
         </w:rPr>
-        <w:t>席を、作る。</w:t>
+        <w:t>席を作る。</w:t>
       </w:r>
     </w:p>
     <w:p>
@@ -1771,7 +1771,7 @@
           <w:i w:val="0"/>
           <w:sz w:val="22"/>
         </w:rPr>
-        <w:t>席を空けておく、ではなく、作る。空いていた席に座らせるのは、預けるのと同じです。僕は、そう言いたくない。</w:t>
+        <w:t>席を空けておく、ではなく、作る。空いていた席に座らせるのは、預けるのと同じです。僕はそう言いたくない。</w:t>
       </w:r>
     </w:p>
     <w:p>
@@ -1809,7 +1809,7 @@
           <w:i w:val="0"/>
           <w:sz w:val="22"/>
         </w:rPr>
-        <w:t>君のお父さんも、そういう言い方をした。僕の父に、一度。……いや、いい。今日は余計なことを言いすぎた。</w:t>
+        <w:t>君のお父さんも、そういう言い方をした。僕の父に一度。……いや、いい。今日は余計なことを言いすぎた。</w:t>
       </w:r>
     </w:p>
     <w:p>
@@ -1908,7 +1908,7 @@
           <w:i w:val="0"/>
           <w:sz w:val="22"/>
         </w:rPr>
-        <w:t>先生、開場です。座席が、くじで決まりました。先生は前から七列目の、通路側です。</w:t>
+        <w:t>先生、開場です。座席がくじで決まりました。先生は前から七列目の、通路側です。</w:t>
       </w:r>
     </w:p>
     <w:p>
@@ -1954,7 +1954,7 @@
           <w:i w:val="0"/>
           <w:sz w:val="22"/>
         </w:rPr>
-        <w:t>前から二列目の、中央です。いつもの席ではなく、今朝になって札を差し替えられたと、事務局の方が。</w:t>
+        <w:t>前から二列目の中央です。いつもの席ではなく、今朝になって札を差し替えられたと、事務局の方が。</w:t>
       </w:r>
     </w:p>
     <w:p>
@@ -2128,7 +2128,7 @@
           <w:i w:val="0"/>
           <w:sz w:val="22"/>
         </w:rPr>
-        <w:t>先生が、先日の試算より二票、上がっています。</w:t>
+        <w:t>先生が先日の試算より二票、上がっています。</w:t>
       </w:r>
     </w:p>
     <w:p>
@@ -2271,7 +2271,7 @@
           <w:color w:val="555555"/>
           <w:sz w:val="22"/>
         </w:rPr>
-        <w:t>(遼は七列目の通路側で、膝の上の両手を、ゆっくり組み直す。右側の席で、楠田が目を閉じている。久我は二列目で、手帳も開かず、壇上の幕を見ている。)</w:t>
+        <w:t>(遼は七列目の通路側で、膝の上の両手をゆっくり組み直す。右側の席で楠田が目を閉じている。久我は二列目で、手帳も開かず、壇上の幕を見ている。)</w:t>
       </w:r>
     </w:p>
     <w:p>
@@ -2309,7 +2309,7 @@
           <w:i w:val="0"/>
           <w:sz w:val="22"/>
         </w:rPr>
-        <w:t>三位の楠田です。決選投票について、一つだけ申し上げます。私は、どなたの支持も、表明しません。私の票を、数えないでください。百二人の議員が、それぞれ、自分の判断で入れます。以上です。</w:t>
+        <w:t>三位の楠田です。決選投票について、一つだけ申し上げます。私はどなたの支持も、表明しません。私の票を数えないでください。百二人の議員が、それぞれ、自分の判断で入れます。以上です。</w:t>
       </w:r>
     </w:p>
     <w:p>
@@ -2324,7 +2324,7 @@
           <w:color w:val="555555"/>
           <w:sz w:val="22"/>
         </w:rPr>
-        <w:t>(短い拍手が、まばらに起こる。倉前の席の方で、津村が腕を組む。)</w:t>
+        <w:t>(短い拍手がまばらに起こる。倉前の席の方で、津村が腕を組む。)</w:t>
       </w:r>
     </w:p>
     <w:p>
@@ -2423,7 +2423,7 @@
           <w:i w:val="0"/>
           <w:sz w:val="22"/>
         </w:rPr>
-        <w:t>倉前に四十八票、足りない。議員票が百五。百五では、決選は戦えん。</w:t>
+        <w:t>倉前に四十八票、足りない。議員票が百五。百五では決選は戦えん。</w:t>
       </w:r>
     </w:p>
     <w:p>
@@ -2538,7 +2538,7 @@
           <w:i w:val="0"/>
           <w:sz w:val="22"/>
         </w:rPr>
-        <w:t>先生。僕は、お願いしていません。これから先も、しません。</w:t>
+        <w:t>先生。僕はお願いしていません。これから先も、しません。</w:t>
       </w:r>
     </w:p>
     <w:p>
@@ -2645,7 +2645,7 @@
           <w:i w:val="0"/>
           <w:sz w:val="22"/>
         </w:rPr>
-        <w:t>一つ目。去年の六月、わしは座った。お前を解任する議案を、座って、棚に上げた。座ったことは覚えておく、と言った。覚えていると、次に座る場所を、探すようになる。一度座った者は、座らなかった年数を、数え直す。</w:t>
+        <w:t>一つ目。去年の六月、わしは座った。お前を解任する議案を、座って、棚に上げた。座ったことは覚えておく、と言った。覚えていると次に座る場所を探すようになる。一度座った者は座らなかった年数を、数え直す。</w:t>
       </w:r>
     </w:p>
     <w:p>
@@ -2729,7 +2729,7 @@
           <w:i w:val="0"/>
           <w:sz w:val="22"/>
         </w:rPr>
-        <w:t>三つ目。お前は頼まなかった。昨夜の電話でも、ひと言も票の話をしなかった。頼まれていない席には、座れる。(間)わしは頼まれていないのに答えた。人生で、これ一度きりだ。功ならば、毎日やっていたことだ。わしは、一度で十分だ。</w:t>
+        <w:t>三つ目。お前は頼まなかった。昨夜の電話でも、ひと言も票の話をしなかった。頼まれていない席には、座れる。(間)わしは頼まれていないのに答えた。人生でこれ一度きりだ。功ならば、毎日やっていたことだ。わしは、一度で十分だ。</w:t>
       </w:r>
     </w:p>
     <w:p>
@@ -2767,7 +2767,7 @@
           <w:i w:val="0"/>
           <w:sz w:val="22"/>
         </w:rPr>
-        <w:t>孟子に「天の時は地の利に如かず、地の利は人の和に如かず」とある。時も、場所も、人の和の前では軽い。派閥は、人の和を失ったから解けた。ならば、人の和は、派閥の外で、探すしかない。(間)わしは、お前の家の和を探すために座るのではない。お前が、「家は畳まない、閉じる」と言った。閉じるのは中にいる者の仕事だ。わしの家は、閉じる者がいないまま古くなった。それを見ているのが、つらいのだ。</w:t>
+        <w:t>孟子に「天の時は地の利に如かず、地の利は人の和に如かず」とある。時も場所も人の和の前では軽い。派閥は人の和を失ったから解けた。ならば、人の和は、派閥の外で、探すしかない。(間)わしはお前の家の和を探すために座るのではない。お前が、「家は畳まない、閉じる」と言った。閉じるのは中にいる者の仕事だ。わしの家は、閉じる者がいないまま古くなった。それを見ているのが、つらいのだ。</w:t>
       </w:r>
     </w:p>
     <w:p>
@@ -2851,7 +2851,7 @@
           <w:i w:val="0"/>
           <w:sz w:val="22"/>
         </w:rPr>
-        <w:t>今朝の十二県のうち、六つだ。六つの会長が「書く」と言った。残りの六つは、決めかねているか、断ってきた。</w:t>
+        <w:t>今朝の十二県のうち、六つだ。六つの会長が「書く」と言った。残りの六つは決めかねているか、断ってきた。</w:t>
       </w:r>
     </w:p>
     <w:p>
@@ -3011,7 +3011,7 @@
           <w:i w:val="0"/>
           <w:sz w:val="22"/>
         </w:rPr>
-        <w:t>おら、投票権ねえども、船の上で何度も計算しでみだ。四十八なら、四十九人動げば、ひっくり返んべ。</w:t>
+        <w:t>おら投票権ねえども船の上で何度も計算しでみだ。四十八なら、四十九人動げば、ひっくり返んべ。</w:t>
       </w:r>
     </w:p>
     <w:p>
@@ -3095,7 +3095,7 @@
           <w:i w:val="0"/>
           <w:sz w:val="22"/>
         </w:rPr>
-        <w:t>すみません。ホアは、投票できません。でも、ホアの友達は、今日テレビの前で、見ています。</w:t>
+        <w:t>すみません。ホアは投票できません。でもホアの友達は、今日テレビの前で、見ています。</w:t>
       </w:r>
     </w:p>
     <w:p>
@@ -3118,7 +3118,7 @@
           <w:i w:val="0"/>
           <w:sz w:val="22"/>
         </w:rPr>
-        <w:t>あやまるごどでねえよ、ホアさん。この座敷で投票でぎだのは、女将さんだげだ。おらも、翔太も、浜野さんも、できね。</w:t>
+        <w:t>あやまるごどでねえよ、ホアさん。この座敷で投票でぎだのは、女将さんだげだ。おらも翔太も浜野さんもできね。</w:t>
       </w:r>
     </w:p>
     <w:p>
@@ -3164,7 +3164,7 @@
           <w:i w:val="0"/>
           <w:sz w:val="22"/>
         </w:rPr>
-        <w:t>おらは党員でねえ。入れる票も、持ってねえ。(間)んだども、おらはあの人の湯呑みに茶ぁ注いでんだ。茶ぁ注いだ人が、どごさ入れだが、聞がれなぐでも、わがる。</w:t>
+        <w:t>おらは党員でねえ。入れる票も持ってねえ。(間)んだどもおらはあの人の湯呑みに茶ぁ注いでんだ。茶ぁ注いだ人が、どごさ入れだが、聞がれなぐでも、わがる。</w:t>
       </w:r>
     </w:p>
     <w:p>
@@ -3210,7 +3210,7 @@
           <w:i w:val="0"/>
           <w:sz w:val="22"/>
         </w:rPr>
-        <w:t>見でる。見でる、ってごどは、できるごどだ。おらが見でる、ってごどを、あの人は知ってる。</w:t>
+        <w:t>見でる。見でる、ってごどはできるごどだ。おらが見でる、ってごどをあの人は知ってる。</w:t>
       </w:r>
     </w:p>
     <w:p>
@@ -3453,7 +3453,7 @@
           <w:i w:val="0"/>
           <w:sz w:val="22"/>
         </w:rPr>
-        <w:t>敵でねえ。敵ってのは、同じ土俵に立づ人のごどだ。久我は四十年、同じ土俵に立ってだ。(間)だがら、今日の久我は、おっかねえ。</w:t>
+        <w:t>敵でねえ。敵ってのは同じ土俵に立づ人のごどだ。久我は四十年、同じ土俵に立ってだ。(間)だがら、今日の久我はおっかねえ。</w:t>
       </w:r>
     </w:p>
     <w:p>
@@ -3521,7 +3521,7 @@
           <w:i w:val="0"/>
           <w:sz w:val="22"/>
         </w:rPr>
-        <w:t>遼様の議員票は、一次の百五票のほかに、確実が二十四。昨夜から今朝にかけて、久我先生と大関様、綿貫様が回られた方々でございます。</w:t>
+        <w:t>遼様の議員票は一次の百五票のほかに、確実が二十四。昨夜から今朝にかけて、久我先生と大関様、綿貫様が回られた方々でございます。</w:t>
       </w:r>
     </w:p>
     <w:p>
@@ -3567,7 +3567,7 @@
           <w:i w:val="0"/>
           <w:sz w:val="22"/>
         </w:rPr>
-        <w:t>さようでございます。合計で百二十九。県の票が、確実な一位の十二に、会長の六が加わって、十八。</w:t>
+        <w:t>さようでございます。合計で百二十九。県の票が確実な一位の十二に、会長の六が加わって、十八。</w:t>
       </w:r>
     </w:p>
     <w:p>
@@ -3590,7 +3590,7 @@
           <w:i w:val="0"/>
           <w:sz w:val="22"/>
         </w:rPr>
-        <w:t>先生の合計が、百二十九足す十八で、百四十七。</w:t>
+        <w:t>先生の合計が百二十九足す十八で、百四十七。</w:t>
       </w:r>
     </w:p>
     <w:p>
@@ -3651,7 +3651,7 @@
           <w:i w:val="0"/>
           <w:sz w:val="22"/>
         </w:rPr>
-        <w:t>四十二は、楠田さんの残りの百二から、二十四を除いた、七十八の中の……</w:t>
+        <w:t>四十二は楠田さんの残りの百二から、二十四を除いた、七十八の中の……</w:t>
       </w:r>
     </w:p>
     <w:p>
@@ -3674,7 +3674,7 @@
           <w:i w:val="0"/>
           <w:sz w:val="22"/>
         </w:rPr>
-        <w:t>いいえ。七十八ではなく、八十九でございます。二十四のうち十三が楠田様の票でございましたから、残るのは八十九。うち四十二は、遼様に入れていただかなくては、なりません。</w:t>
+        <w:t>いいえ。七十八ではなく、八十九でございます。二十四のうち十三が楠田様の票でございましたから、残るのは八十九。うち四十二は遼様に入れていただかなくては、なりません。</w:t>
       </w:r>
     </w:p>
     <w:p>
@@ -3796,7 +3796,7 @@
           <w:color w:val="555555"/>
           <w:sz w:val="22"/>
         </w:rPr>
-        <w:t>(呼名が始まる。五十音順に名が読まれ、議員が一人ずつ壇の前に進む。投票箱の前で、立ち止まる者、迷いなく入れる者。楠田の名が呼ばれる。楠田は一度もこちらを見ず、箱の前で用紙を二つ折りにして、入れる。)</w:t>
+        <w:t>(呼名が始まる。五十音順に名が読まれ、議員が一人ずつ壇の前に進む。投票箱の前で立ち止まる者、迷いなく入れる者。楠田の名が呼ばれる。楠田は一度もこちらを見ず、箱の前で用紙を二つ折りにして、入れる。)</w:t>
       </w:r>
     </w:p>
     <w:p>
@@ -3842,7 +3842,7 @@
           <w:i w:val="0"/>
           <w:sz w:val="22"/>
         </w:rPr>
-        <w:t>記名はそのまま、見えません。ただ、用紙を、一度も裏返さずに入れられました。</w:t>
+        <w:t>記名はそのまま、見えません。ただ、用紙を一度も裏返さずに入れられました。</w:t>
       </w:r>
     </w:p>
     <w:p>
@@ -3857,7 +3857,7 @@
           <w:color w:val="555555"/>
           <w:sz w:val="22"/>
         </w:rPr>
-        <w:t>(久我の名が呼ばれる。久我は立ち上がり、二列目から壇へ進みかけて、途中で足を止める。遼の席の列を、通路越しに見る。遼が顔を向ける。目が合う。久我は何も言わず、短く、顎を引く。それから前を向いて、箱の前に立つ。用紙を、迷いなく入れる。)</w:t>
+        <w:t>(久我の名が呼ばれる。久我は立ち上がり、二列目から壇へ進みかけて、途中で足を止める。遼の席の列を通路越しに見る。遼が顔を向ける。目が合う。久我は何も言わず、短く、顎を引く。それから前を向いて、箱の前に立つ。用紙を迷いなく入れる。)</w:t>
       </w:r>
     </w:p>
     <w:p>
@@ -3910,7 +3910,7 @@
           <w:i w:val="0"/>
           <w:sz w:val="22"/>
         </w:rPr>
-        <w:t>先生が、入れました。</w:t>
+        <w:t>先生が入れました。</w:t>
       </w:r>
     </w:p>
     <w:p>
@@ -4062,7 +4062,7 @@
           <w:i w:val="0"/>
           <w:sz w:val="22"/>
         </w:rPr>
-        <w:t>榊さん、三浦さんが午前に淹れてくれたほうじ茶を、先生に届けてきます。冷めていても構わない、と言付かりました。</w:t>
+        <w:t>榊さん三浦さんが午前に淹れてくれたほうじ茶を、先生に届けてきます。冷めていても構わない、と言付かりました。</w:t>
       </w:r>
     </w:p>
     <w:p>
@@ -4184,7 +4184,7 @@
           <w:i w:val="0"/>
           <w:sz w:val="22"/>
         </w:rPr>
-        <w:t>見せなくていい。数えたのは、榊さんだ。僕は、立っている。</w:t>
+        <w:t>見せなくていい。数えたのは、榊さんだ。僕は立っている。</w:t>
       </w:r>
     </w:p>
     <w:p>
@@ -4207,7 +4207,7 @@
           <w:i w:val="0"/>
           <w:sz w:val="22"/>
         </w:rPr>
-        <w:t>はい。(間)ただ、榊さんから、伝言があります。結果が出ましたら、湯を沸かして頂きとう存じます、と。</w:t>
+        <w:t>はい。(間)ただ榊さんから、伝言があります。結果が出ましたら、湯を沸かして頂きとう存じます、と。</w:t>
       </w:r>
     </w:p>
     <w:p>
@@ -4253,7 +4253,7 @@
           <w:i w:val="0"/>
           <w:sz w:val="22"/>
         </w:rPr>
-        <w:t>「頂く、とは、まだ申しておりません」とも。</w:t>
+        <w:t>「頂く、とはまだ申しておりません」とも。</w:t>
       </w:r>
     </w:p>
     <w:p>
@@ -4291,7 +4291,7 @@
           <w:i w:val="0"/>
           <w:sz w:val="22"/>
         </w:rPr>
-        <w:t>決選投票の結果を、お知らせします。議員票、三百三十票。県代表票、四十七票。計三百七十七票。投票用紙の枚数と、投票者数に、相違はございません。</w:t>
+        <w:t>決選投票の結果を、お知らせします。議員票、三百三十票。県代表票、四十七票。計三百七十七票。投票用紙の枚数と、投票者数に相違はございません。</w:t>
       </w:r>
     </w:p>
     <w:p>
@@ -4329,7 +4329,7 @@
           <w:i w:val="0"/>
           <w:sz w:val="22"/>
         </w:rPr>
-        <w:t>有効投票の過半数は、百八十九票です。これより、開票します。</w:t>
+        <w:t>有効投票の過半数は、百八十九票です。これより開票します。</w:t>
       </w:r>
     </w:p>
     <w:p>
@@ -4344,7 +4344,7 @@
           <w:color w:val="555555"/>
           <w:sz w:val="22"/>
         </w:rPr>
-        <w:t>(長机の上で、封印の最後の一枚が、剥がされる。二列目の久我は、前を向いたまま、動かない。楠田は目を開けている。倉前は両手を膝の上で組んで、遼の方を見ない。)</w:t>
+        <w:t>(長机の上で封印の最後の一枚が、剥がされる。二列目の久我は前を向いたまま、動かない。楠田は目を開けている。倉前は両手を膝の上で組んで、遼の方を見ない。)</w:t>
       </w:r>
     </w:p>
     <w:p>
@@ -4359,7 +4359,7 @@
           <w:color w:val="555555"/>
           <w:sz w:val="22"/>
         </w:rPr>
-        <w:t>(遼は湯呑みを灯に返し、立ち上がりかけて、座り直す。傍聴席の榊は、白い湯呑みを持ってきていない。代わりに両手を膝の上に置き、指を一本ずつ、数えるように重ねている。遼は背筋を伸ばし、壇上を見る。)</w:t>
+        <w:t>(遼は湯呑みを灯に返し、立ち上がりかけて、座り直す。傍聴席の榊は白い湯呑みを持ってきていない。代わりに両手を膝の上に置き、指を一本ずつ、数えるように重ねている。遼は背筋を伸ばし、壇上を見る。)</w:t>
       </w:r>
     </w:p>
     <w:p>
@@ -4397,7 +4397,7 @@
           <w:color w:val="555555"/>
           <w:sz w:val="22"/>
         </w:rPr>
-        <w:t>(間。壇上のマイクが、紙の擦れる音を、拾う。)</w:t>
+        <w:t>(間。壇上のマイクが紙の擦れる音を、拾う。)</w:t>
       </w:r>
     </w:p>
     <w:p>
